--- a/server/test_data/mails/04_Application_submitted_mail.docx
+++ b/server/test_data/mails/04_Application_submitted_mail.docx
@@ -29,7 +29,7 @@
           <w:sz w:val="18"/>
           <w:szCs w:val="18"/>
         </w:rPr>
-        <w:t xml:space="preserve">FIFO RECRUITMENT &amp; RTO SYSTEM EMAIL DISPATCH SPECIFICATION</w:t>
+        <w:t xml:space="preserve">OFFICIAL RECRUITMENT &amp; TRAINING TRANSMISSION RECORD</w:t>
       </w:r>
     </w:p>
     <w:tbl>
@@ -71,7 +71,7 @@
                 <w:bCs/>
                 <w:color w:val="1E293B"/>
               </w:rPr>
-              <w:t xml:space="preserve">EMAIL NUMBER: </w:t>
+              <w:t xml:space="preserve">EMAIL REFERENCE: </w:t>
             </w:r>
             <w:r>
               <w:rPr>
@@ -79,24 +79,7 @@
                 <w:bCs/>
                 <w:color w:val="0B3486"/>
               </w:rPr>
-              <w:t xml:space="preserve">#4 of 23</w:t>
-            </w:r>
-          </w:p>
-          <w:p>
-            <w:r>
-              <w:rPr>
-                <w:b/>
-                <w:bCs/>
-                <w:color w:val="1E293B"/>
-              </w:rPr>
-              <w:t xml:space="preserve">SENDER CLASSIFICATION: </w:t>
-            </w:r>
-            <w:r>
-              <w:rPr>
-                <w:b/>
-                <w:bCs/>
-              </w:rPr>
-              <w:t xml:space="preserve">System - Blue - Event</w:t>
+              <w:t xml:space="preserve">#4</w:t>
             </w:r>
           </w:p>
           <w:p>
@@ -109,7 +92,7 @@
               <w:t xml:space="preserve">FROM: </w:t>
             </w:r>
             <w:r>
-              <w:t xml:space="preserve">Blue Collar Recruitment &lt;info@jobnexe.com&gt;</w:t>
+              <w:t xml:space="preserve">Blue Collar Recruitment &lt;info@bluecollarrecruitment.co&gt;</w:t>
             </w:r>
           </w:p>
           <w:p>
@@ -145,24 +128,6 @@
                 <w:color w:val="0B3486"/>
               </w:rPr>
               <w:t xml:space="preserve">Application Successfully Submitted — Under Operational Review</w:t>
-            </w:r>
-          </w:p>
-          <w:p>
-            <w:r>
-              <w:rPr>
-                <w:b/>
-                <w:bCs/>
-                <w:color w:val="1E293B"/>
-              </w:rPr>
-              <w:t xml:space="preserve">SYSTEM TRIGGER: </w:t>
-            </w:r>
-            <w:r>
-              <w:rPr>
-                <w:i/>
-                <w:iCs/>
-                <w:color w:val="64748B"/>
-              </w:rPr>
-              <w:t xml:space="preserve">Applicant Submits Completed Application</w:t>
             </w:r>
           </w:p>
         </w:tc>
